--- a/同人文/百合/全年龄版/R与世/设定/其他.docx
+++ b/同人文/百合/全年龄版/R与世/设定/其他.docx
@@ -288,9 +288,6 @@
     <w:p>
       <w:pPr>
         <w:spacing w:line="240" w:lineRule="auto"/>
-        <w:rPr>
-          <w:rFonts w:hint="eastAsia"/>
-        </w:rPr>
       </w:pPr>
       <w:proofErr w:type="spellStart"/>
       <w:r>
@@ -852,7 +849,6 @@
       <w:pPr>
         <w:spacing w:line="240" w:lineRule="auto"/>
         <w:rPr>
-          <w:rFonts w:hint="eastAsia"/>
           <w:b/>
           <w:bCs/>
         </w:rPr>
@@ -927,9 +923,6 @@
     <w:p>
       <w:pPr>
         <w:spacing w:line="240" w:lineRule="auto"/>
-        <w:rPr>
-          <w:rFonts w:hint="eastAsia"/>
-        </w:rPr>
       </w:pPr>
       <w:r>
         <w:rPr>
@@ -985,9 +978,6 @@
     <w:p>
       <w:pPr>
         <w:spacing w:line="240" w:lineRule="auto"/>
-        <w:rPr>
-          <w:rFonts w:hint="eastAsia"/>
-        </w:rPr>
       </w:pPr>
       <w:r>
         <w:rPr>
@@ -1154,9 +1144,6 @@
     <w:p>
       <w:pPr>
         <w:spacing w:line="240" w:lineRule="auto"/>
-        <w:rPr>
-          <w:rFonts w:hint="eastAsia"/>
-        </w:rPr>
       </w:pPr>
       <w:proofErr w:type="spellStart"/>
       <w:r>
@@ -1685,9 +1672,6 @@
     <w:p>
       <w:pPr>
         <w:spacing w:line="240" w:lineRule="auto"/>
-        <w:rPr>
-          <w:rFonts w:hint="eastAsia"/>
-        </w:rPr>
       </w:pPr>
       <w:r>
         <w:rPr>
@@ -1733,9 +1717,6 @@
     <w:p>
       <w:pPr>
         <w:spacing w:line="240" w:lineRule="auto"/>
-        <w:rPr>
-          <w:rFonts w:hint="eastAsia"/>
-        </w:rPr>
       </w:pPr>
       <w:r>
         <w:rPr>
@@ -1928,13 +1909,7 @@
         <w:rPr>
           <w:rFonts w:hint="eastAsia"/>
         </w:rPr>
-        <w:t>，</w:t>
-      </w:r>
-      <w:r>
-        <w:rPr>
-          <w:rFonts w:hint="eastAsia"/>
-        </w:rPr>
-        <w:t>是现代网络代理的三大内核之一</w:t>
+        <w:t>，是现代网络代理的三大内核之一</w:t>
       </w:r>
     </w:p>
     <w:p>
@@ -2002,24 +1977,27 @@
         <w:rPr>
           <w:rFonts w:hint="eastAsia"/>
         </w:rPr>
+        <w:t>等项目</w:t>
+      </w:r>
+      <w:r>
+        <w:rPr>
+          <w:rFonts w:hint="eastAsia"/>
+        </w:rPr>
         <w:t>的经验重新设计而成</w:t>
       </w:r>
       <w:r>
         <w:rPr>
           <w:rFonts w:hint="eastAsia"/>
         </w:rPr>
-        <w:t>的全平台代理内核，</w:t>
-      </w:r>
-      <w:r>
-        <w:rPr>
-          <w:rFonts w:hint="eastAsia"/>
-        </w:rPr>
-        <w:t>是现代网络代理的三大内核之一</w:t>
+        <w:t>的全平台代理内核，是现代网络代理的三大内核之一</w:t>
       </w:r>
     </w:p>
     <w:p>
       <w:pPr>
         <w:spacing w:line="240" w:lineRule="auto"/>
+        <w:rPr>
+          <w:rFonts w:hint="eastAsia"/>
+        </w:rPr>
       </w:pPr>
       <w:r>
         <w:rPr>
@@ -2053,14 +2031,6 @@
         </w:rPr>
         <w:t>是在v2ray-core的基础上进行深度魔改而诞生的内核，在保留一定与原版兼容性的同时通过再工程化深度演进</w:t>
       </w:r>
-    </w:p>
-    <w:p>
-      <w:pPr>
-        <w:spacing w:line="240" w:lineRule="auto"/>
-        <w:rPr>
-          <w:rFonts w:hint="eastAsia"/>
-        </w:rPr>
-      </w:pPr>
     </w:p>
     <w:sectPr>
       <w:pgSz w:w="11906" w:h="16838"/>
